--- a/downloads/teacher/04 Units/Unit 04 - Environmental Design and Management - Spaces We Live In/Lesson 04.05 - Green Choices Waste Reuse Materials and Safety and Conservation Quiz.docx
+++ b/downloads/teacher/04 Units/Unit 04 - Environmental Design and Management - Spaces We Live In/Lesson 04.05 - Green Choices Waste Reuse Materials and Safety and Conservation Quiz.docx
@@ -254,11 +254,17 @@
       <w:r>
         <w:t xml:space="preserve">By the end of this lesson, students will be able to:</w:t>
       </w:r>
-      <w:r>
-        <w:t xml:space="preserve"> </w:t>
-      </w:r>
-      <w:r>
-        <w:t xml:space="preserve">1. (Low: remember or understand) Given the four Rs for a home (reduce, reuse, recycle, compost as</w:t>
+    </w:p>
+    <w:p>
+      <w:pPr>
+        <w:numPr>
+          <w:ilvl w:val="0"/>
+          <w:numId w:val="1002"/>
+        </w:numPr>
+        <w:pStyle w:val="Compact"/>
+      </w:pPr>
+      <w:r>
+        <w:t xml:space="preserve">(Low: remember or understand) Given the four Rs for a home (reduce, reuse, recycle, compost as</w:t>
       </w:r>
       <w:r>
         <w:t xml:space="preserve"> </w:t>
@@ -275,17 +281,29 @@
       <w:r>
         <w:t xml:space="preserve">), define each and sort twelve household items into the right bin.</w:t>
       </w:r>
-      <w:r>
-        <w:t xml:space="preserve"> </w:t>
-      </w:r>
-      <w:r>
-        <w:t xml:space="preserve">2. (Mid: apply or analyze) Given a described room with eight items, identify at least six greener swaps and classify each by the green factor it improves (natural light, materials, indoor air, water, waste).</w:t>
-      </w:r>
-      <w:r>
-        <w:t xml:space="preserve"> </w:t>
-      </w:r>
-      <w:r>
-        <w:t xml:space="preserve">3. (High: evaluate or create) For the described room, choose the three swaps that do the most good for the least money and defend the choice in one sentence each, then show what they know on the Home Safety and Conservation Quiz.</w:t>
+    </w:p>
+    <w:p>
+      <w:pPr>
+        <w:numPr>
+          <w:ilvl w:val="0"/>
+          <w:numId w:val="1002"/>
+        </w:numPr>
+        <w:pStyle w:val="Compact"/>
+      </w:pPr>
+      <w:r>
+        <w:t xml:space="preserve">(Mid: apply or analyze) Given a described room with eight items, identify at least six greener swaps and classify each by the green factor it improves (natural light, materials, indoor air, water, waste).</w:t>
+      </w:r>
+    </w:p>
+    <w:p>
+      <w:pPr>
+        <w:numPr>
+          <w:ilvl w:val="0"/>
+          <w:numId w:val="1002"/>
+        </w:numPr>
+        <w:pStyle w:val="Compact"/>
+      </w:pPr>
+      <w:r>
+        <w:t xml:space="preserve">(High: evaluate or create) For the described room, choose the three swaps that do the most good for the least money and defend the choice in one sentence each, then show what they know on the Home Safety and Conservation Quiz.</w:t>
       </w:r>
     </w:p>
     <w:p>
@@ -326,7 +344,7 @@
       <w:pPr>
         <w:numPr>
           <w:ilvl w:val="0"/>
-          <w:numId w:val="1002"/>
+          <w:numId w:val="1003"/>
         </w:numPr>
         <w:pStyle w:val="Compact"/>
       </w:pPr>
@@ -353,7 +371,7 @@
       <w:pPr>
         <w:numPr>
           <w:ilvl w:val="0"/>
-          <w:numId w:val="1002"/>
+          <w:numId w:val="1003"/>
         </w:numPr>
         <w:pStyle w:val="Compact"/>
       </w:pPr>
@@ -365,7 +383,7 @@
       <w:pPr>
         <w:numPr>
           <w:ilvl w:val="0"/>
-          <w:numId w:val="1002"/>
+          <w:numId w:val="1003"/>
         </w:numPr>
         <w:pStyle w:val="Compact"/>
       </w:pPr>
@@ -386,7 +404,7 @@
       <w:pPr>
         <w:numPr>
           <w:ilvl w:val="0"/>
-          <w:numId w:val="1002"/>
+          <w:numId w:val="1003"/>
         </w:numPr>
         <w:pStyle w:val="Compact"/>
       </w:pPr>
@@ -398,7 +416,7 @@
       <w:pPr>
         <w:numPr>
           <w:ilvl w:val="0"/>
-          <w:numId w:val="1002"/>
+          <w:numId w:val="1003"/>
         </w:numPr>
         <w:pStyle w:val="Compact"/>
       </w:pPr>
@@ -419,7 +437,7 @@
       <w:pPr>
         <w:numPr>
           <w:ilvl w:val="0"/>
-          <w:numId w:val="1002"/>
+          <w:numId w:val="1003"/>
         </w:numPr>
         <w:pStyle w:val="Compact"/>
       </w:pPr>
@@ -431,7 +449,7 @@
       <w:pPr>
         <w:numPr>
           <w:ilvl w:val="0"/>
-          <w:numId w:val="1002"/>
+          <w:numId w:val="1003"/>
         </w:numPr>
         <w:pStyle w:val="Compact"/>
       </w:pPr>
@@ -885,49 +903,85 @@
       <w:r>
         <w:t xml:space="preserve">Monitor understanding:</w:t>
       </w:r>
-      <w:r>
-        <w:t xml:space="preserve"> </w:t>
-      </w:r>
-      <w:r>
-        <w:t xml:space="preserve">- Why does the greasy pizza box not go in recycling?</w:t>
-      </w:r>
-      <w:r>
-        <w:t xml:space="preserve"> </w:t>
-      </w:r>
-      <w:r>
-        <w:t xml:space="preserve">- Which of the four Rs does the least harm? Why does reduce come first?</w:t>
-      </w:r>
-      <w:r>
-        <w:t xml:space="preserve"> </w:t>
-      </w:r>
-      <w:r>
-        <w:t xml:space="preserve">- The fan runs all day with the door closed. Which green factor is that, and what is the free fix?</w:t>
-      </w:r>
-    </w:p>
-    <w:p>
-      <w:pPr>
-        <w:pStyle w:val="BodyText"/>
+    </w:p>
+    <w:p>
+      <w:pPr>
+        <w:numPr>
+          <w:ilvl w:val="0"/>
+          <w:numId w:val="1004"/>
+        </w:numPr>
+        <w:pStyle w:val="Compact"/>
+      </w:pPr>
+      <w:r>
+        <w:t xml:space="preserve">Why does the greasy pizza box not go in recycling?</w:t>
+      </w:r>
+    </w:p>
+    <w:p>
+      <w:pPr>
+        <w:numPr>
+          <w:ilvl w:val="0"/>
+          <w:numId w:val="1004"/>
+        </w:numPr>
+        <w:pStyle w:val="Compact"/>
+      </w:pPr>
+      <w:r>
+        <w:t xml:space="preserve">Which of the four Rs does the least harm? Why does reduce come first?</w:t>
+      </w:r>
+    </w:p>
+    <w:p>
+      <w:pPr>
+        <w:numPr>
+          <w:ilvl w:val="0"/>
+          <w:numId w:val="1004"/>
+        </w:numPr>
+        <w:pStyle w:val="Compact"/>
+      </w:pPr>
+      <w:r>
+        <w:t xml:space="preserve">The fan runs all day with the door closed. Which green factor is that, and what is the free fix?</w:t>
+      </w:r>
+    </w:p>
+    <w:p>
+      <w:pPr>
+        <w:pStyle w:val="FirstParagraph"/>
       </w:pPr>
       <w:r>
         <w:t xml:space="preserve">Deepen learning:</w:t>
       </w:r>
-      <w:r>
-        <w:t xml:space="preserve"> </w:t>
-      </w:r>
-      <w:r>
-        <w:t xml:space="preserve">- The particleboard desk cost $60 and lasted two years. A secondhand wood desk cost $40 and has lasted thirty. Which one was cheap?</w:t>
-      </w:r>
-      <w:r>
-        <w:t xml:space="preserve"> </w:t>
-      </w:r>
-      <w:r>
-        <w:t xml:space="preserve">- Who decides the recycling rules where you live? Why are they different in different towns?</w:t>
-      </w:r>
-      <w:r>
-        <w:t xml:space="preserve"> </w:t>
-      </w:r>
-      <w:r>
-        <w:t xml:space="preserve">- Is a</w:t>
+    </w:p>
+    <w:p>
+      <w:pPr>
+        <w:numPr>
+          <w:ilvl w:val="0"/>
+          <w:numId w:val="1005"/>
+        </w:numPr>
+        <w:pStyle w:val="Compact"/>
+      </w:pPr>
+      <w:r>
+        <w:t xml:space="preserve">The particleboard desk cost $60 and lasted two years. A secondhand wood desk cost $40 and has lasted thirty. Which one was cheap?</w:t>
+      </w:r>
+    </w:p>
+    <w:p>
+      <w:pPr>
+        <w:numPr>
+          <w:ilvl w:val="0"/>
+          <w:numId w:val="1005"/>
+        </w:numPr>
+        <w:pStyle w:val="Compact"/>
+      </w:pPr>
+      <w:r>
+        <w:t xml:space="preserve">Who decides the recycling rules where you live? Why are they different in different towns?</w:t>
+      </w:r>
+    </w:p>
+    <w:p>
+      <w:pPr>
+        <w:numPr>
+          <w:ilvl w:val="0"/>
+          <w:numId w:val="1005"/>
+        </w:numPr>
+        <w:pStyle w:val="Compact"/>
+      </w:pPr>
+      <w:r>
+        <w:t xml:space="preserve">Is a</w:t>
       </w:r>
       <w:r>
         <w:t xml:space="preserve"> </w:t>
@@ -1118,7 +1172,7 @@
       <w:pPr>
         <w:numPr>
           <w:ilvl w:val="0"/>
-          <w:numId w:val="1003"/>
+          <w:numId w:val="1006"/>
         </w:numPr>
         <w:pStyle w:val="Compact"/>
       </w:pPr>
@@ -1165,7 +1219,7 @@
       <w:pPr>
         <w:numPr>
           <w:ilvl w:val="0"/>
-          <w:numId w:val="1003"/>
+          <w:numId w:val="1006"/>
         </w:numPr>
         <w:pStyle w:val="Compact"/>
       </w:pPr>
@@ -1177,7 +1231,7 @@
       <w:pPr>
         <w:numPr>
           <w:ilvl w:val="0"/>
-          <w:numId w:val="1003"/>
+          <w:numId w:val="1006"/>
         </w:numPr>
         <w:pStyle w:val="Compact"/>
       </w:pPr>
@@ -1189,7 +1243,7 @@
       <w:pPr>
         <w:numPr>
           <w:ilvl w:val="0"/>
-          <w:numId w:val="1003"/>
+          <w:numId w:val="1006"/>
         </w:numPr>
         <w:pStyle w:val="Compact"/>
       </w:pPr>
@@ -1201,7 +1255,7 @@
       <w:pPr>
         <w:numPr>
           <w:ilvl w:val="0"/>
-          <w:numId w:val="1003"/>
+          <w:numId w:val="1006"/>
         </w:numPr>
         <w:pStyle w:val="Compact"/>
       </w:pPr>
@@ -1213,7 +1267,7 @@
       <w:pPr>
         <w:numPr>
           <w:ilvl w:val="0"/>
-          <w:numId w:val="1003"/>
+          <w:numId w:val="1006"/>
         </w:numPr>
         <w:pStyle w:val="Compact"/>
       </w:pPr>
@@ -1544,7 +1598,7 @@
       <w:pPr>
         <w:numPr>
           <w:ilvl w:val="0"/>
-          <w:numId w:val="1004"/>
+          <w:numId w:val="1007"/>
         </w:numPr>
         <w:pStyle w:val="Compact"/>
       </w:pPr>
@@ -1568,7 +1622,7 @@
       <w:pPr>
         <w:numPr>
           <w:ilvl w:val="0"/>
-          <w:numId w:val="1004"/>
+          <w:numId w:val="1007"/>
         </w:numPr>
         <w:pStyle w:val="Compact"/>
       </w:pPr>
@@ -1592,7 +1646,7 @@
       <w:pPr>
         <w:numPr>
           <w:ilvl w:val="0"/>
-          <w:numId w:val="1004"/>
+          <w:numId w:val="1007"/>
         </w:numPr>
         <w:pStyle w:val="Compact"/>
       </w:pPr>
@@ -1604,7 +1658,7 @@
       <w:pPr>
         <w:numPr>
           <w:ilvl w:val="0"/>
-          <w:numId w:val="1004"/>
+          <w:numId w:val="1007"/>
         </w:numPr>
         <w:pStyle w:val="Compact"/>
       </w:pPr>
@@ -1628,7 +1682,7 @@
       <w:pPr>
         <w:numPr>
           <w:ilvl w:val="0"/>
-          <w:numId w:val="1004"/>
+          <w:numId w:val="1007"/>
         </w:numPr>
         <w:pStyle w:val="Compact"/>
       </w:pPr>
@@ -1668,7 +1722,7 @@
       <w:pPr>
         <w:numPr>
           <w:ilvl w:val="0"/>
-          <w:numId w:val="1005"/>
+          <w:numId w:val="1008"/>
         </w:numPr>
         <w:pStyle w:val="Compact"/>
       </w:pPr>
@@ -1680,7 +1734,7 @@
       <w:pPr>
         <w:numPr>
           <w:ilvl w:val="0"/>
-          <w:numId w:val="1005"/>
+          <w:numId w:val="1008"/>
         </w:numPr>
         <w:pStyle w:val="Compact"/>
       </w:pPr>
@@ -1710,7 +1764,7 @@
       <w:pPr>
         <w:numPr>
           <w:ilvl w:val="0"/>
-          <w:numId w:val="1005"/>
+          <w:numId w:val="1008"/>
         </w:numPr>
         <w:pStyle w:val="Compact"/>
       </w:pPr>
@@ -1740,7 +1794,7 @@
       <w:pPr>
         <w:numPr>
           <w:ilvl w:val="0"/>
-          <w:numId w:val="1005"/>
+          <w:numId w:val="1008"/>
         </w:numPr>
         <w:pStyle w:val="Compact"/>
       </w:pPr>
@@ -1806,7 +1860,7 @@
       <w:pPr>
         <w:numPr>
           <w:ilvl w:val="0"/>
-          <w:numId w:val="1005"/>
+          <w:numId w:val="1008"/>
         </w:numPr>
         <w:pStyle w:val="Compact"/>
       </w:pPr>
@@ -2102,6 +2156,118 @@
       </w:pPr>
     </w:lvl>
   </w:abstractNum>
+  <w:abstractNum w:abstractNumId="99411">
+    <w:nsid w:val="71315dca"/>
+    <w:multiLevelType w:val="multilevel"/>
+    <w:lvl w:ilvl="0">
+      <w:start w:val="1"/>
+      <w:numFmt w:val="decimal"/>
+      <w:lvlText w:val="%1."/>
+      <w:lvlJc w:val="left"/>
+      <w:pPr>
+        <w:tabs>
+          <w:tab w:val="num" w:pos="0"/>
+        </w:tabs>
+        <w:ind w:left="480" w:hanging="480"/>
+      </w:pPr>
+    </w:lvl>
+    <w:lvl w:ilvl="1">
+      <w:start w:val="1"/>
+      <w:numFmt w:val="decimal"/>
+      <w:lvlText w:val="%2."/>
+      <w:lvlJc w:val="left"/>
+      <w:pPr>
+        <w:tabs>
+          <w:tab w:val="num" w:pos="720"/>
+        </w:tabs>
+        <w:ind w:left="1200" w:hanging="480"/>
+      </w:pPr>
+    </w:lvl>
+    <w:lvl w:ilvl="2">
+      <w:start w:val="1"/>
+      <w:numFmt w:val="decimal"/>
+      <w:lvlText w:val="%3."/>
+      <w:lvlJc w:val="left"/>
+      <w:pPr>
+        <w:tabs>
+          <w:tab w:val="num" w:pos="1440"/>
+        </w:tabs>
+        <w:ind w:left="1920" w:hanging="480"/>
+      </w:pPr>
+    </w:lvl>
+    <w:lvl w:ilvl="3">
+      <w:start w:val="1"/>
+      <w:numFmt w:val="decimal"/>
+      <w:lvlText w:val="%4."/>
+      <w:lvlJc w:val="left"/>
+      <w:pPr>
+        <w:tabs>
+          <w:tab w:val="num" w:pos="2160"/>
+        </w:tabs>
+        <w:ind w:left="2640" w:hanging="480"/>
+      </w:pPr>
+    </w:lvl>
+    <w:lvl w:ilvl="4">
+      <w:start w:val="1"/>
+      <w:numFmt w:val="decimal"/>
+      <w:lvlText w:val="%5."/>
+      <w:lvlJc w:val="left"/>
+      <w:pPr>
+        <w:tabs>
+          <w:tab w:val="num" w:pos="2880"/>
+        </w:tabs>
+        <w:ind w:left="3360" w:hanging="480"/>
+      </w:pPr>
+    </w:lvl>
+    <w:lvl w:ilvl="5">
+      <w:start w:val="1"/>
+      <w:numFmt w:val="decimal"/>
+      <w:lvlText w:val="%6."/>
+      <w:lvlJc w:val="left"/>
+      <w:pPr>
+        <w:tabs>
+          <w:tab w:val="num" w:pos="3600"/>
+        </w:tabs>
+        <w:ind w:left="4080" w:hanging="480"/>
+      </w:pPr>
+    </w:lvl>
+    <w:lvl w:ilvl="6">
+      <w:start w:val="1"/>
+      <w:numFmt w:val="decimal"/>
+      <w:lvlText w:val="%7."/>
+      <w:lvlJc w:val="left"/>
+      <w:pPr>
+        <w:tabs>
+          <w:tab w:val="num" w:pos="4320"/>
+        </w:tabs>
+        <w:ind w:left="4800" w:hanging="480"/>
+      </w:pPr>
+    </w:lvl>
+    <w:lvl w:ilvl="7">
+      <w:start w:val="1"/>
+      <w:numFmt w:val="decimal"/>
+      <w:lvlText w:val="%8."/>
+      <w:lvlJc w:val="left"/>
+      <w:pPr>
+        <w:tabs>
+          <w:tab w:val="num" w:pos="5040"/>
+        </w:tabs>
+        <w:ind w:left="5520" w:hanging="480"/>
+      </w:pPr>
+    </w:lvl>
+    <w:lvl w:ilvl="8">
+      <w:start w:val="1"/>
+      <w:numFmt w:val="decimal"/>
+      <w:lvlText w:val="%9."/>
+      <w:lvlJc w:val="left"/>
+      <w:pPr>
+        <w:tabs>
+          <w:tab w:val="num" w:pos="5760"/>
+        </w:tabs>
+        <w:ind w:left="6240" w:hanging="480"/>
+      </w:pPr>
+    </w:lvl>
+  </w:abstractNum>
   <w:num w:numId="1000">
     <w:abstractNumId w:val="990"/>
   </w:num>
@@ -2109,7 +2275,34 @@
     <w:abstractNumId w:val="991"/>
   </w:num>
   <w:num w:numId="1002">
-    <w:abstractNumId w:val="991"/>
+    <w:abstractNumId w:val="99411"/>
+    <w:lvlOverride w:ilvl="0">
+      <w:startOverride w:val="1"/>
+    </w:lvlOverride>
+    <w:lvlOverride w:ilvl="1">
+      <w:startOverride w:val="1"/>
+    </w:lvlOverride>
+    <w:lvlOverride w:ilvl="2">
+      <w:startOverride w:val="1"/>
+    </w:lvlOverride>
+    <w:lvlOverride w:ilvl="3">
+      <w:startOverride w:val="1"/>
+    </w:lvlOverride>
+    <w:lvlOverride w:ilvl="4">
+      <w:startOverride w:val="1"/>
+    </w:lvlOverride>
+    <w:lvlOverride w:ilvl="5">
+      <w:startOverride w:val="1"/>
+    </w:lvlOverride>
+    <w:lvlOverride w:ilvl="6">
+      <w:startOverride w:val="1"/>
+    </w:lvlOverride>
+    <w:lvlOverride w:ilvl="7">
+      <w:startOverride w:val="1"/>
+    </w:lvlOverride>
+    <w:lvlOverride w:ilvl="8">
+      <w:startOverride w:val="1"/>
+    </w:lvlOverride>
   </w:num>
   <w:num w:numId="1003">
     <w:abstractNumId w:val="991"/>
@@ -2118,6 +2311,15 @@
     <w:abstractNumId w:val="991"/>
   </w:num>
   <w:num w:numId="1005">
+    <w:abstractNumId w:val="991"/>
+  </w:num>
+  <w:num w:numId="1006">
+    <w:abstractNumId w:val="991"/>
+  </w:num>
+  <w:num w:numId="1007">
+    <w:abstractNumId w:val="991"/>
+  </w:num>
+  <w:num w:numId="1008">
     <w:abstractNumId w:val="991"/>
   </w:num>
 </w:numbering>

--- a/downloads/teacher/04 Units/Unit 04 - Environmental Design and Management - Spaces We Live In/Lesson 04.05 - Green Choices Waste Reuse Materials and Safety and Conservation Quiz.docx
+++ b/downloads/teacher/04 Units/Unit 04 - Environmental Design and Management - Spaces We Live In/Lesson 04.05 - Green Choices Waste Reuse Materials and Safety and Conservation Quiz.docx
@@ -455,51 +455,6 @@
       </w:pPr>
       <w:r>
         <w:t xml:space="preserve">Setup notes: the quiz starts at minute 23 no matter what; set the timer. Print the quiz single-sided. Allergy check: the banana peel and coffee grounds are props; no one handles food.</w:t>
-      </w:r>
-      <w:r>
-        <w:t xml:space="preserve"> </w:t>
-      </w:r>
-      <w:r>
-        <w:rPr>
-          <w:rStyle w:val="TeacherNote"/>
-        </w:rPr>
-        <w:t xml:space="preserve">[Sal: a real compost caddy with a lid, if the school has one, makes the</w:t>
-      </w:r>
-      <w:r>
-        <w:rPr>
-          <w:rStyle w:val="TeacherNote"/>
-        </w:rPr>
-        <w:t xml:space="preserve"> </w:t>
-      </w:r>
-      <w:r>
-        <w:rPr>
-          <w:rStyle w:val="TeacherNote"/>
-        </w:rPr>
-        <w:t xml:space="preserve">“</w:t>
-      </w:r>
-      <w:r>
-        <w:rPr>
-          <w:rStyle w:val="TeacherNote"/>
-        </w:rPr>
-        <w:t xml:space="preserve">rot</w:t>
-      </w:r>
-      <w:r>
-        <w:rPr>
-          <w:rStyle w:val="TeacherNote"/>
-        </w:rPr>
-        <w:t xml:space="preserve">”</w:t>
-      </w:r>
-      <w:r>
-        <w:rPr>
-          <w:rStyle w:val="TeacherNote"/>
-        </w:rPr>
-        <w:t xml:space="preserve"> </w:t>
-      </w:r>
-      <w:r>
-        <w:rPr>
-          <w:rStyle w:val="TeacherNote"/>
-        </w:rPr>
-        <w:t xml:space="preserve">bin real.]</w:t>
       </w:r>
     </w:p>
     <w:p>
@@ -858,7 +813,7 @@
               <w:jc w:val="left"/>
             </w:pPr>
             <w:r>
-              <w:t xml:space="preserve">Hand out the quiz and calculators. Read the directions once. Fifteen minutes on the timer. Collect at the timer. Quiz covers Lessons 4.1 to 4.5: hazards by room, detectors, the emergency plan, a breaker item and a drain item, energy and water math with numbers given, the three Rs.</w:t>
+              <w:t xml:space="preserve">Hand out the quiz and calculators. Read the directions once. Fifteen minutes on the timer. Collect at the timer. Quiz covers Lessons 4.1 to 4.5: hazards by room, detectors, the emergency plan, a breaker item and a drain item, energy and water math with numbers given, the four Rs.</w:t>
             </w:r>
           </w:p>
         </w:tc>
@@ -1400,7 +1355,7 @@
               <w:jc w:val="left"/>
             </w:pPr>
             <w:r>
-              <w:t xml:space="preserve">The sort, Step 1; quiz items 11 and 12</w:t>
+              <w:t xml:space="preserve">The sort, Step 1; quiz item 12</w:t>
             </w:r>
           </w:p>
         </w:tc>
@@ -1574,15 +1529,6 @@
       <w:r>
         <w:t xml:space="preserve">gets its explanation; FACS gives the bin at home. Community: the town’s sanitation or recycling office has the local rules on one page and often a speaker; the state’s own EDM module suggests a carbon footprint activity, which the science teacher may already run.</w:t>
       </w:r>
-      <w:r>
-        <w:t xml:space="preserve"> </w:t>
-      </w:r>
-      <w:r>
-        <w:rPr>
-          <w:rStyle w:val="TeacherNote"/>
-        </w:rPr>
-        <w:t xml:space="preserve">[Sal: pull the town’s recycling rules page and put the real rules on slide 4; every town differs.]</w:t>
-      </w:r>
     </w:p>
     <w:p>
       <w:pPr>
@@ -1687,7 +1633,7 @@
         <w:pStyle w:val="Compact"/>
       </w:pPr>
       <w:r>
-        <w:t xml:space="preserve">Sal’s own materials: the</w:t>
+        <w:t xml:space="preserve">My own materials: my</w:t>
       </w:r>
       <w:r>
         <w:t xml:space="preserve"> </w:t>
@@ -1705,7 +1651,7 @@
         <w:t xml:space="preserve"> </w:t>
       </w:r>
       <w:r>
-        <w:t xml:space="preserve">Brentwood packet (Unit_1_Interior_Design) supplied the sustainable-alternatives table and the secondhand-first idea, rewritten here as the Greener Room Swap.</w:t>
+        <w:t xml:space="preserve">packet supplied the sustainable-alternatives table and the secondhand-first idea, rewritten here as the Greener Room Swap.</w:t>
       </w:r>
     </w:p>
     <w:p>
@@ -1854,21 +1800,6 @@
       </w:r>
       <w:r>
         <w:t xml:space="preserve">students get the retake review during Lesson 4.7 Day 1’s sort activity, when the class is working in teams.</w:t>
-      </w:r>
-    </w:p>
-    <w:p>
-      <w:pPr>
-        <w:numPr>
-          <w:ilvl w:val="0"/>
-          <w:numId w:val="1008"/>
-        </w:numPr>
-        <w:pStyle w:val="Compact"/>
-      </w:pPr>
-      <w:r>
-        <w:rPr>
-          <w:rStyle w:val="TeacherNote"/>
-        </w:rPr>
-        <w:t xml:space="preserve">[Sal: your town’s recycling rules on slide 4. Students argue about plastic numbers; let the real rules settle it.]</w:t>
       </w:r>
     </w:p>
     <w:sectPr>
